--- a/assets/Resume/New Resume Praise Akinde.docx
+++ b/assets/Resume/New Resume Praise Akinde.docx
@@ -337,7 +337,7 @@
           <w:vertAlign w:val="baseline"/>
           <w:rtl w:val="0"/>
         </w:rPr>
-        <w:t xml:space="preserve">Contributed to a beta platform that has processed over ₦50M in transactions.</w:t>
+        <w:t xml:space="preserve">Contributed to a beta platform that has processed over $100K in transactions.</w:t>
       </w:r>
       <w:r>
         <w:rPr>
